--- a/thesis/Thesis_HUT_VideoAnomaly.docx
+++ b/thesis/Thesis_HUT_VideoAnomaly.docx
@@ -685,7 +685,7 @@
           <w:szCs w:val="28"/>
           <w:rtl w:val="1"/>
         </w:rPr>
-        <w:t>برای نمایش این فهرست، در Word کلیدهای Ctrl+A و سپس F9 را بزنید.</w:t>
+        <w:t>برای نمایش این فهرست، در واژه‌پرداز کل متن را انتخاب کرده و کلید به‌روزرسانی میدان‌ها را بزنید.</w:t>
       </w:r>
       <w:r>
         <w:fldChar w:fldCharType="end"/>
@@ -736,7 +736,7 @@
           <w:szCs w:val="28"/>
           <w:rtl w:val="1"/>
         </w:rPr>
-        <w:t>برای نمایش این فهرست، در Word کلیدهای Ctrl+A و سپس F9 را بزنید.</w:t>
+        <w:t>برای نمایش این فهرست، در واژه‌پرداز کل متن را انتخاب کرده و کلید به‌روزرسانی میدان‌ها را بزنید.</w:t>
       </w:r>
       <w:r>
         <w:fldChar w:fldCharType="end"/>
@@ -787,7 +787,7 @@
           <w:szCs w:val="28"/>
           <w:rtl w:val="1"/>
         </w:rPr>
-        <w:t>برای نمایش این فهرست، در Word کلیدهای Ctrl+A و سپس F9 را بزنید.</w:t>
+        <w:t>برای نمایش این فهرست، در واژه‌پرداز کل متن را انتخاب کرده و کلید به‌روزرسانی میدان‌ها را بزنید.</w:t>
       </w:r>
       <w:r>
         <w:fldChar w:fldCharType="end"/>
@@ -29712,6 +29712,28 @@
       <w:rtl w:val="1"/>
     </w:rPr>
   </w:style>
+  <w:style w:type="paragraph" w:customStyle="1" w:styleId="FootnoteText">
+    <w:name w:val="Footnote Text"/>
+    <w:pPr>
+      <w:keepNext w:val="0"/>
+      <w:bidi w:val="1"/>
+      <w:spacing w:after="0" w:before="0" w:line="240" w:lineRule="auto"/>
+      <w:jc w:val="right"/>
+    </w:pPr>
+    <w:rPr>
+      <w:rFonts w:ascii="Times New Roman" w:hAnsi="Times New Roman" w:cs="B Nazanin"/>
+      <w:b w:val="0"/>
+      <w:sz w:val="20"/>
+      <w:szCs w:val="20"/>
+      <w:rtl w:val="1"/>
+    </w:rPr>
+  </w:style>
+  <w:style w:type="character" w:customStyle="1" w:styleId="FootnoteReference">
+    <w:name w:val="Footnote Reference"/>
+    <w:rPr>
+      <w:vertAlign w:val="superscript"/>
+    </w:rPr>
+  </w:style>
 </w:styles>
 </file>
 

--- a/thesis/Thesis_HUT_VideoAnomaly.docx
+++ b/thesis/Thesis_HUT_VideoAnomaly.docx
@@ -2553,7 +2553,7 @@
           <w:szCs w:val="28"/>
           <w:rtl w:val="1"/>
         </w:rPr>
-        <w:t>فصل دوم مبانی نظری و پیشینه‌ی پژوهش را مرور می‌کند: تعریف ناهنجاری، سطوح نظارت، یادگیری چندنمونه‌ای، ستون فقرات‌های ترنسفورمری برای ویدیو، مسئله‌ی دم‌بلند و مجموعه‌داده‌ی UCF-Crime. فصل سوم روش پیشنهادی را در دو مرحله شرح می‌دهد. فصل چهارم پیاده‌سازی، نتایج، مطالعه‌ی حذفی، تحلیل خطا و تحلیل عدم‌قطعیت را ارائه می‌کند. فصل پنجم جمع‌بندی، محدودیت‌ها و پیشنهادهای پژوهش‌های آینده را می‌آورد.</w:t>
+        <w:t>فصل دوم مبانی نظری و پیشینه‌ی پژوهش را مرور می‌کند: تعریف ناهنجاری، سطوح نظارت، یادگیری چندنمونه‌ای، ستون فقرات‌های مبدلی برای ویدیو، مسئله‌ی دم‌بلند و مجموعه‌داده‌ی UCF-Crime. فصل سوم روش پیشنهادی را در دو مرحله شرح می‌دهد. فصل چهارم پیاده‌سازی، نتایج، مطالعه‌ی حذفی، تحلیل خطا و تحلیل عدم‌قطعیت را ارائه می‌کند. فصل پنجم جمع‌بندی، محدودیت‌ها و پیشنهادهای پژوهش‌های آینده را می‌آورد.</w:t>
       </w:r>
     </w:p>
     <w:p>
@@ -2681,7 +2681,7 @@
           <w:szCs w:val="28"/>
           <w:rtl w:val="1"/>
         </w:rPr>
-        <w:t>این فصل مفاهیمی را که فصل‌های بعد بر آن‌ها تکیه می‌کنند مرور می‌کند. ابتدا تعریف ناهنجاری و سطوح مختلف نظارت بررسی می‌شود، سپس یادگیری چندنمونه‌ای به‌عنوان چارچوب غالب نظارت ضعیف معرفی می‌گردد. در ادامه ستون فقرات‌های ترنسفورمری برای ویدیو، و به‌طور خاص دو خانواده‌ی زبانی‑تصویری و خودنظارتی، مقایسه می‌شوند. بخش پایانی به مسئله‌ی توزیع دم‌بلند، مجموعه‌داده‌ی UCF-Crime و معیارهای ارزیابی اختصاص دارد.</w:t>
+        <w:t>این فصل مفاهیمی را که فصل‌های بعد بر آن‌ها تکیه می‌کنند مرور می‌کند. ابتدا تعریف ناهنجاری و سطوح مختلف نظارت بررسی می‌شود، سپس یادگیری چندنمونه‌ای به‌عنوان چارچوب غالب نظارت ضعیف معرفی می‌گردد. در ادامه ستون فقرات‌های مبدلی برای ویدیو، و به‌طور خاص دو خانواده‌ی زبانی‑تصویری و خودنظارتی، مقایسه می‌شوند. بخش پایانی به مسئله‌ی توزیع دم‌بلند، مجموعه‌داده‌ی UCF-Crime و معیارهای ارزیابی اختصاص دارد.</w:t>
       </w:r>
     </w:p>
     <w:p>
@@ -3159,7 +3159,7 @@
           <w:szCs w:val="28"/>
           <w:rtl w:val="1"/>
         </w:rPr>
-        <w:t>۲-۴-۱ ترنسفورمر بینایی</w:t>
+        <w:t>۲-۴-۱ مبدل بینایی</w:t>
       </w:r>
     </w:p>
     <w:p>
@@ -3175,7 +3175,7 @@
           <w:szCs w:val="28"/>
           <w:rtl w:val="1"/>
         </w:rPr>
-        <w:t>ترنسفورمر بینایی تصویر را به وصله‌های هم‌اندازه می‌شکند، هر وصله را به یک بردار تصویر می‌کند و دنباله‌ی حاصل را به یک رمزگذار ترنسفورمری می‌دهد. اندازه‌ی وصله تعیین‌کننده‌ی وضوح مکانی مؤثر است: وصله‌ی ۳۲×۳۲ در ورودی ۲۲۴×۲۲۴ تنها ۴۹ نشانه تولید می‌کند، در حالی که وصله‌ی ۱۶×۱۶ به ۱۹۶ نشانه می‌رسد. این تفاوت در وظیفه‌ی حاضر اهمیت دارد، زیرا تمایز میان دزدی از فروشگاه و سرقت مسلحانه به جزئیات مکانی ریز—مثلاً وجود سلاح در دست—وابسته است.</w:t>
+        <w:t>مبدل بینایی تصویر را به وصله‌های هم‌اندازه می‌شکند، هر وصله را به یک بردار تصویر می‌کند و دنباله‌ی حاصل را به یک رمزگذار مبدلی می‌دهد. اندازه‌ی وصله تعیین‌کننده‌ی وضوح مکانی مؤثر است: وصله‌ی ۳۲×۳۲ در ورودی ۲۲۴×۲۲۴ تنها ۴۹ نشانه تولید می‌کند، در حالی که وصله‌ی ۱۶×۱۶ به ۱۹۶ نشانه می‌رسد. این تفاوت در وظیفه‌ی حاضر اهمیت دارد، زیرا تمایز میان دزدی از فروشگاه و سرقت مسلحانه به جزئیات مکانی ریز—مثلاً وجود سلاح در دست—وابسته است.</w:t>
       </w:r>
     </w:p>
     <w:p>
@@ -6701,7 +6701,7 @@
           <w:szCs w:val="28"/>
           <w:rtl w:val="1"/>
         </w:rPr>
-        <w:t>سه معماری سر پیاده‌سازی و مقایسه شدند: یک دسته‌بند خطی، یک پرسپترون چندلایه، و یک سر زمانی. دو مورد نخست هر کلیپ را مستقل از بقیه امتیاز می‌دهند. سر زمانی، پس از نرمال‌سازی لایه و یک تصویر خطی، یک تعبیه‌ی موقعیت به کلیپ‌ها می‌افزاید و آن‌ها را از یک رمزگذار ترنسفورمری عبور می‌دهد، سپس دسته‌بندی می‌کند.</w:t>
+        <w:t>سه معماری سر پیاده‌سازی و مقایسه شدند: یک دسته‌بند خطی، یک پرسپترون چندلایه، و یک سر زمانی. دو مورد نخست هر کلیپ را مستقل از بقیه امتیاز می‌دهند. سر زمانی، پس از نرمال‌سازی لایه و یک تصویر خطی، یک تعبیه‌ی موقعیت به کلیپ‌ها می‌افزاید و آن‌ها را از یک رمزگذار مبدلی عبور می‌دهد، سپس دسته‌بندی می‌کند.</w:t>
       </w:r>
     </w:p>
     <w:p>
